--- a/Quanta, Actually - SERIES/QED Course/chapters/Lesson 15 Spin and Pauli Matrices.docx
+++ b/Quanta, Actually - SERIES/QED Course/chapters/Lesson 15 Spin and Pauli Matrices.docx
@@ -17,7 +17,7 @@
         <w:jc w:val="center"/>
       </w:pPr>
       <w:r>
-        <w:t>Lesson 15 of the Complete Quantum Electrodynamics Course</w:t>
+        <w:t>Lesson 15 of Quantum, Actually, Volume 2: A QED Course</w:t>
       </w:r>
     </w:p>
     <w:p>
@@ -290,7 +290,16 @@
           </w:tcPr>
           <w:p>
             <w:r>
-              <w:t>Eigenstates of S_z with eigenvalues +ℏ/2, −ℏ/2</w:t>
+              <w:t>Eigenstates of S</w:t>
+            </w:r>
+            <w:r>
+              <w:rPr>
+                <w:vertAlign w:val="subscript"/>
+              </w:rPr>
+              <w:t>z</w:t>
+            </w:r>
+            <w:r>
+              <w:t xml:space="preserve"> with eigenvalues +ℏ/2, −ℏ/2</w:t>
             </w:r>
           </w:p>
         </w:tc>
@@ -420,7 +429,16 @@
           </w:tcPr>
           <w:p>
             <w:r>
-              <w:t>|s, m_s⟩</w:t>
+              <w:t>|s, m</w:t>
+            </w:r>
+            <w:r>
+              <w:rPr>
+                <w:vertAlign w:val="subscript"/>
+              </w:rPr>
+              <w:t>s</w:t>
+            </w:r>
+            <w:r>
+              <w:t>⟩</w:t>
             </w:r>
           </w:p>
         </w:tc>
@@ -1060,7 +1078,16 @@
     </w:p>
     <w:p>
       <w:r>
-        <w:t>using σᵢ² = I for each Pauli matrix (Lesson 1, Section 8). Comparing with the general spectrum ℏ²s(s+1) of Lesson 14, Section 3.4, 3/4 = s(s+1) gives s = 1/2, the unique nonnegative solution. Every spin-1/2 state, whatever its S_z eigenvalue, has this same total spin: s is fixed once and for all for a given type of particle, unlike ℓ, which varies from state to state for orbital motion.</w:t>
+        <w:t>using σᵢ² = I for each Pauli matrix (Lesson 1, Section 8). Comparing with the general spectrum ℏ²s(s+1) of Lesson 14, Section 3.4, 3/4 = s(s+1) gives s = 1/2, the unique nonnegative solution. Every spin-1/2 state, whatever its S</w:t>
+      </w:r>
+      <w:r>
+        <w:rPr>
+          <w:vertAlign w:val="subscript"/>
+        </w:rPr>
+        <w:t>z</w:t>
+      </w:r>
+      <w:r>
+        <w:t xml:space="preserve"> eigenvalue, has this same total spin: s is fixed once and for all for a given type of particle, unlike ℓ, which varies from state to state for orbital motion.</w:t>
       </w:r>
     </w:p>
     <w:p>
@@ -1074,7 +1101,25 @@
     </w:p>
     <w:p>
       <w:r>
-        <w:t>Verify [Ŝₓ,Ŝᵧ] = iℏŜ_z using explicit matrix multiplication. Ŝₓ Ŝᵧ = (ℏ²/4)[[0,1],[1,0]][[0,−i],[i,0]] = (ℏ²/4)[[i,0],[0,−i]], and Ŝᵧ Ŝₓ = (ℏ²/4)[[0,−i],[i,0]][[0,1],[1,0]] = (ℏ²/4)[[−i,0],[0,i]]. Subtracting, [Ŝₓ,Ŝᵧ] = (ℏ²/4)[[2i,0],[0,−2i]] = (iℏ²/2)[[1,0],[0,−1]] = iℏŜ_z, confirming the algebra directly.</w:t>
+        <w:t>Verify [Ŝₓ,Ŝᵧ] = iℏŜ</w:t>
+      </w:r>
+      <w:r>
+        <w:rPr>
+          <w:vertAlign w:val="subscript"/>
+        </w:rPr>
+        <w:t>z</w:t>
+      </w:r>
+      <w:r>
+        <w:t xml:space="preserve"> using explicit matrix multiplication. Ŝₓ Ŝᵧ = (ℏ²/4)[[0,1],[1,0]][[0,−i],[i,0]] = (ℏ²/4)[[i,0],[0,−i]], and Ŝᵧ Ŝₓ = (ℏ²/4)[[0,−i],[i,0]][[0,1],[1,0]] = (ℏ²/4)[[−i,0],[0,i]]. Subtracting, [Ŝₓ,Ŝᵧ] = (ℏ²/4)[[2i,0],[0,−2i]] = (iℏ²/2)[[1,0],[0,−1]] = iℏŜ</w:t>
+      </w:r>
+      <w:r>
+        <w:rPr>
+          <w:vertAlign w:val="subscript"/>
+        </w:rPr>
+        <w:t>z</w:t>
+      </w:r>
+      <w:r>
+        <w:t>, confirming the algebra directly.</w:t>
       </w:r>
     </w:p>
     <w:p>
@@ -1095,7 +1140,16 @@
     </w:p>
     <w:p>
       <w:r>
-        <w:t>The eigenstates of Ŝ_z, denoted |↑⟩ and |↓⟩ or |1/2,+1/2⟩ and |1/2,−1/2⟩, are the standard basis vectors of Lesson 1's Section 8.</w:t>
+        <w:t>The eigenstates of Ŝ</w:t>
+      </w:r>
+      <w:r>
+        <w:rPr>
+          <w:vertAlign w:val="subscript"/>
+        </w:rPr>
+        <w:t>z</w:t>
+      </w:r>
+      <w:r>
+        <w:t>, denoted |↑⟩ and |↓⟩ or |1/2,+1/2⟩ and |1/2,−1/2⟩, are the standard basis vectors of Lesson 1's Section 8.</w:t>
       </w:r>
     </w:p>
     <w:p>
@@ -1271,7 +1325,16 @@
     </w:p>
     <w:p>
       <w:r>
-        <w:t>The spin operator along a general direction n̂ = (sin θ cos φ, sin θ sin φ, cos θ) is Ŝ_n̂ = n̂·Ŝ = (ℏ/2)(n̂·σ). Its matrix is</w:t>
+        <w:t>The spin operator along a general direction n̂ = (sin θ cos φ, sin θ sin φ, cos θ) is Ŝ</w:t>
+      </w:r>
+      <w:r>
+        <w:rPr>
+          <w:vertAlign w:val="subscript"/>
+        </w:rPr>
+        <w:t>n̂</w:t>
+      </w:r>
+      <w:r>
+        <w:t xml:space="preserve"> = n̂·Ŝ = (ℏ/2)(n̂·σ). Its matrix is</w:t>
       </w:r>
     </w:p>
     <w:p>
@@ -1643,7 +1706,16 @@
     </w:p>
     <w:p>
       <w:r>
-        <w:t>For the general n̂-parametrized state of Section 3.2, ⟨Ŝ_z⟩ = (ℏ/2)cos θ, the result found by direct computation in Lesson 1, Exercise 15, and reproduced by the general operator formalism in Lesson 11, Worked example 1. More generally, ⟨χ|Ŝ|χ⟩ for any spinor χ traces out a vector of length ℏ/2 pointing in some direction on a sphere, the Bloch sphere, giving a useful geometric picture of the (up to overall phase) two real parameters needed to specify a spin-1/2 state.</w:t>
+        <w:t>For the general n̂-parametrized state of Section 3.2, ⟨Ŝ</w:t>
+      </w:r>
+      <w:r>
+        <w:rPr>
+          <w:vertAlign w:val="subscript"/>
+        </w:rPr>
+        <w:t>z</w:t>
+      </w:r>
+      <w:r>
+        <w:t>⟩ = (ℏ/2)cos θ, the result found by direct computation in Lesson 1, Exercise 15, and reproduced by the general operator formalism in Lesson 11, Worked example 1. More generally, ⟨χ|Ŝ|χ⟩ for any spinor χ traces out a vector of length ℏ/2 pointing in some direction on a sphere, the Bloch sphere, giving a useful geometric picture of the (up to overall phase) two real parameters needed to specify a spin-1/2 state.</w:t>
       </w:r>
     </w:p>
     <w:p>
@@ -1835,7 +1907,34 @@
     </w:p>
     <w:p>
       <w:r>
-        <w:t>A beam of neutral atoms passes through a strongly inhomogeneous magnetic field B(z) oriented along z. A magnetic moment μ = γŜ (with γ the gyromagnetic ratio) experiences a force F = ∇(μ·B) ≈ γS_z(∂B_z/∂z)ẑ in the inhomogeneous field, deflecting the atom by an amount proportional to the eigenvalue of Ŝ_z in its state.</w:t>
+        <w:t>A beam of neutral atoms passes through a strongly inhomogeneous magnetic field B(z) oriented along z. A magnetic moment μ = γŜ (with γ the gyromagnetic ratio) experiences a force F = ∇(μ·B) ≈ γS</w:t>
+      </w:r>
+      <w:r>
+        <w:rPr>
+          <w:vertAlign w:val="subscript"/>
+        </w:rPr>
+        <w:t>z</w:t>
+      </w:r>
+      <w:r>
+        <w:t>(∂B</w:t>
+      </w:r>
+      <w:r>
+        <w:rPr>
+          <w:vertAlign w:val="subscript"/>
+        </w:rPr>
+        <w:t>z</w:t>
+      </w:r>
+      <w:r>
+        <w:t>/∂z)ẑ in the inhomogeneous field, deflecting the atom by an amount proportional to the eigenvalue of Ŝ</w:t>
+      </w:r>
+      <w:r>
+        <w:rPr>
+          <w:vertAlign w:val="subscript"/>
+        </w:rPr>
+        <w:t>z</w:t>
+      </w:r>
+      <w:r>
+        <w:t xml:space="preserve"> in its state.</w:t>
       </w:r>
     </w:p>
     <w:p>
@@ -1848,7 +1947,25 @@
     </w:p>
     <w:p>
       <w:r>
-        <w:t>A classical magnetic moment, with S_z able to take any value between −S and +S, would produce a continuous vertical smear on a detection screen. The experiment instead shows two discrete spots, corresponding to the two eigenvalues +ℏ/2 and −ℏ/2 of Ŝ_z: the measurement postulate of Lesson 11, that only eigenvalues are observed, is confirmed directly and dramatically, and the count of two outcomes fixes s = 1/2 as discussed in Section 1.1.</w:t>
+        <w:t>A classical magnetic moment, with S</w:t>
+      </w:r>
+      <w:r>
+        <w:rPr>
+          <w:vertAlign w:val="subscript"/>
+        </w:rPr>
+        <w:t>z</w:t>
+      </w:r>
+      <w:r>
+        <w:t xml:space="preserve"> able to take any value between −S and +S, would produce a continuous vertical smear on a detection screen. The experiment instead shows two discrete spots, corresponding to the two eigenvalues +ℏ/2 and −ℏ/2 of Ŝ</w:t>
+      </w:r>
+      <w:r>
+        <w:rPr>
+          <w:vertAlign w:val="subscript"/>
+        </w:rPr>
+        <w:t>z</w:t>
+      </w:r>
+      <w:r>
+        <w:t>: the measurement postulate of Lesson 11, that only eigenvalues are observed, is confirmed directly and dramatically, and the count of two outcomes fixes s = 1/2 as discussed in Section 1.1.</w:t>
       </w:r>
     </w:p>
     <w:p>
@@ -1861,7 +1978,16 @@
     </w:p>
     <w:p>
       <w:r>
-        <w:t>Passing a beam already prepared in the |+x⟩ (spin up along x) state through a second, z-oriented Stern Gerlach apparatus produces two spots of equal intensity, reproducing the 50/50 probability of Worked example 2 as a direct experimental outcome rather than a calculation. Passing the resulting |↑⟩-filtered beam through a third apparatus oriented along x again produces two spots, not a single spot reproducing the original x-orientation: the intervening z-measurement has erased the earlier x-information, an experimental demonstration of the incompatibility of Ŝₓ and Ŝ_z and of the collapse postulate of Lesson 11, Section 1.1.</w:t>
+        <w:t>Passing a beam already prepared in the |+x⟩ (spin up along x) state through a second, z-oriented Stern Gerlach apparatus produces two spots of equal intensity, reproducing the 50/50 probability of Worked example 2 as a direct experimental outcome rather than a calculation. Passing the resulting |↑⟩-filtered beam through a third apparatus oriented along x again produces two spots, not a single spot reproducing the original x-orientation: the intervening z-measurement has erased the earlier x-information, an experimental demonstration of the incompatibility of Ŝₓ and Ŝ</w:t>
+      </w:r>
+      <w:r>
+        <w:rPr>
+          <w:vertAlign w:val="subscript"/>
+        </w:rPr>
+        <w:t>z</w:t>
+      </w:r>
+      <w:r>
+        <w:t xml:space="preserve"> and of the collapse postulate of Lesson 11, Section 1.1.</w:t>
       </w:r>
     </w:p>
     <w:p>
@@ -2215,7 +2341,67 @@
     </w:p>
     <w:p>
       <w:r>
-        <w:t>Verify that the triplet M=0 state is an eigenstate of Ŝ_z^(total) = Ŝ_z^(1)+Ŝ_z^(2) with eigenvalue 0. Acting on (|↑↓⟩+|↓↑⟩)/√2, Ŝ_z^(total) gives (ℏ/2−ℏ/2)|↑↓⟩/√2 + (−ℏ/2+ℏ/2)|↓↑⟩/√2 = 0, confirming M=0, and by construction (a symmetric combination of the two ways to have one spin up and one down) it is part of the S=1 ladder rather than the S=0 singlet, distinguished from the singlet by its symmetry under exchange, verified directly in Exercise 8.</w:t>
+        <w:t>Verify that the triplet M=0 state is an eigenstate of Ŝ</w:t>
+      </w:r>
+      <w:r>
+        <w:rPr>
+          <w:vertAlign w:val="subscript"/>
+        </w:rPr>
+        <w:t>z</w:t>
+      </w:r>
+      <w:r>
+        <w:rPr>
+          <w:vertAlign w:val="superscript"/>
+        </w:rPr>
+        <w:t>total</w:t>
+      </w:r>
+      <w:r>
+        <w:t xml:space="preserve"> = Ŝ</w:t>
+      </w:r>
+      <w:r>
+        <w:rPr>
+          <w:vertAlign w:val="subscript"/>
+        </w:rPr>
+        <w:t>z</w:t>
+      </w:r>
+      <w:r>
+        <w:rPr>
+          <w:vertAlign w:val="superscript"/>
+        </w:rPr>
+        <w:t>(1)</w:t>
+      </w:r>
+      <w:r>
+        <w:t>+Ŝ</w:t>
+      </w:r>
+      <w:r>
+        <w:rPr>
+          <w:vertAlign w:val="subscript"/>
+        </w:rPr>
+        <w:t>z</w:t>
+      </w:r>
+      <w:r>
+        <w:rPr>
+          <w:vertAlign w:val="superscript"/>
+        </w:rPr>
+        <w:t>(2)</w:t>
+      </w:r>
+      <w:r>
+        <w:t xml:space="preserve"> with eigenvalue 0. Acting on (|↑↓⟩+|↓↑⟩)/√2, Ŝ</w:t>
+      </w:r>
+      <w:r>
+        <w:rPr>
+          <w:vertAlign w:val="subscript"/>
+        </w:rPr>
+        <w:t>z</w:t>
+      </w:r>
+      <w:r>
+        <w:rPr>
+          <w:vertAlign w:val="superscript"/>
+        </w:rPr>
+        <w:t>total</w:t>
+      </w:r>
+      <w:r>
+        <w:t xml:space="preserve"> gives (ℏ/2−ℏ/2)|↑↓⟩/√2 + (−ℏ/2+ℏ/2)|↓↑⟩/√2 = 0, confirming M=0, and by construction (a symmetric combination of the two ways to have one spin up and one down) it is part of the S=1 ladder rather than the S=0 singlet, distinguished from the singlet by its symmetry under exchange, verified directly in Exercise 8.</w:t>
       </w:r>
     </w:p>
     <w:p>
@@ -2912,7 +3098,22 @@
           </w:tcPr>
           <w:p>
             <w:r>
-              <w:t>Verify [Ŝᵧ,Ŝ_z] = iℏŜₓ by explicit matrix multiplication, following the method of Worked example 1.</w:t>
+              <w:rPr>
+                <w:b/>
+              </w:rPr>
+              <w:t>Core.</w:t>
+            </w:r>
+            <w:r>
+              <w:t xml:space="preserve"> Verify [Ŝᵧ,Ŝ</w:t>
+            </w:r>
+            <w:r>
+              <w:rPr>
+                <w:vertAlign w:val="subscript"/>
+              </w:rPr>
+              <w:t>z</w:t>
+            </w:r>
+            <w:r>
+              <w:t>] = iℏŜₓ by explicit matrix multiplication, following the method of Worked example 1.</w:t>
             </w:r>
           </w:p>
         </w:tc>
@@ -2950,7 +3151,22 @@
           </w:tcPr>
           <w:p>
             <w:r>
-              <w:t>Compute Ŝ² directly from the matrix forms of Ŝₓ, Ŝᵧ, Ŝ_z and confirm Ŝ² = (3ℏ²/4)I.</w:t>
+              <w:rPr>
+                <w:b/>
+              </w:rPr>
+              <w:t>Core.</w:t>
+            </w:r>
+            <w:r>
+              <w:t xml:space="preserve"> Compute Ŝ² directly from the matrix forms of Ŝₓ, Ŝᵧ, Ŝ</w:t>
+            </w:r>
+            <w:r>
+              <w:rPr>
+                <w:vertAlign w:val="subscript"/>
+              </w:rPr>
+              <w:t>z</w:t>
+            </w:r>
+            <w:r>
+              <w:t xml:space="preserve"> and confirm Ŝ² = (3ℏ²/4)I.</w:t>
             </w:r>
           </w:p>
         </w:tc>
@@ -2986,7 +3202,13 @@
           </w:tcPr>
           <w:p>
             <w:r>
-              <w:t>Find the eigenvalues and normalized eigenvectors of Ŝᵧ, and verify they match the general formula of Section 3.2 with the appropriate θ and φ.</w:t>
+              <w:rPr>
+                <w:b/>
+              </w:rPr>
+              <w:t>Extension.</w:t>
+            </w:r>
+            <w:r>
+              <w:t xml:space="preserve"> Find the eigenvalues and normalized eigenvectors of Ŝᵧ, and verify they match the general formula of Section 3.2 with the appropriate θ and φ.</w:t>
             </w:r>
           </w:p>
         </w:tc>
@@ -3024,7 +3246,22 @@
           </w:tcPr>
           <w:p>
             <w:r>
-              <w:t>For χ = (3/5, 4i/5)ᵀ, verify normalization and compute ⟨Ŝ_z⟩ and ⟨Ŝₓ⟩.</w:t>
+              <w:rPr>
+                <w:b/>
+              </w:rPr>
+              <w:t>Core.</w:t>
+            </w:r>
+            <w:r>
+              <w:t xml:space="preserve"> For χ = (3/5, 4i/5)ᵀ, verify normalization and compute ⟨Ŝ</w:t>
+            </w:r>
+            <w:r>
+              <w:rPr>
+                <w:vertAlign w:val="subscript"/>
+              </w:rPr>
+              <w:t>z</w:t>
+            </w:r>
+            <w:r>
+              <w:t>⟩ and ⟨Ŝₓ⟩.</w:t>
             </w:r>
           </w:p>
         </w:tc>
@@ -3060,7 +3297,13 @@
           </w:tcPr>
           <w:p>
             <w:r>
-              <w:t>Show that Ŝ = Ŝ⁽¹⁾+Ŝ⁽²⁾ for two independent spin-1/2 particles satisfies [Ŝᵢ,Ŝⱼ] = iℏεᵢⱼₖŜₖ, using that operators for particle 1 commute with all operators for particle 2.</w:t>
+              <w:rPr>
+                <w:b/>
+              </w:rPr>
+              <w:t>Extension.</w:t>
+            </w:r>
+            <w:r>
+              <w:t xml:space="preserve"> Show that Ŝ = Ŝ⁽¹⁾+Ŝ⁽²⁾ for two independent spin-1/2 particles satisfies [Ŝᵢ,Ŝⱼ] = iℏεᵢⱼₖŜₖ, using that operators for particle 1 commute with all operators for particle 2.</w:t>
             </w:r>
           </w:p>
         </w:tc>
@@ -3098,7 +3341,13 @@
           </w:tcPr>
           <w:p>
             <w:r>
-              <w:t>Verify that |↑↑⟩ is an eigenstate of Ŝ² with eigenvalue 2ℏ² (that is, S=1), by direct computation using Ŝ² = (Ŝ⁽¹⁾+Ŝ⁽²⁾)² = Ŝ⁽¹⁾²+Ŝ⁽²⁾²+2Ŝ⁽¹⁾·Ŝ⁽²⁾.</w:t>
+              <w:rPr>
+                <w:b/>
+              </w:rPr>
+              <w:t>Extension.</w:t>
+            </w:r>
+            <w:r>
+              <w:t xml:space="preserve"> Verify that |↑↑⟩ is an eigenstate of Ŝ² with eigenvalue 2ℏ² (that is, S=1), by direct computation using Ŝ² = (Ŝ⁽¹⁾+Ŝ⁽²⁾)² = Ŝ⁽¹⁾²+Ŝ⁽²⁾²+2Ŝ⁽¹⁾·Ŝ⁽²⁾.</w:t>
             </w:r>
           </w:p>
         </w:tc>
@@ -3134,7 +3383,13 @@
           </w:tcPr>
           <w:p>
             <w:r>
-              <w:t>Show that the singlet (|↑↓⟩−|↓↑⟩)/√2 is an eigenstate of Ŝ² with eigenvalue 0 (S=0), using the same expansion as Exercise 6.</w:t>
+              <w:rPr>
+                <w:b/>
+              </w:rPr>
+              <w:t>Extension.</w:t>
+            </w:r>
+            <w:r>
+              <w:t xml:space="preserve"> Show that the singlet (|↑↓⟩−|↓↑⟩)/√2 is an eigenstate of Ŝ² with eigenvalue 0 (S=0), using the same expansion as Exercise 6.</w:t>
             </w:r>
           </w:p>
         </w:tc>
@@ -3172,7 +3427,13 @@
           </w:tcPr>
           <w:p>
             <w:r>
-              <w:t>Show explicitly that the triplet M=0 state is symmetric and the singlet is antisymmetric under exchanging the labels of particles 1 and 2.</w:t>
+              <w:rPr>
+                <w:b/>
+              </w:rPr>
+              <w:t>Core.</w:t>
+            </w:r>
+            <w:r>
+              <w:t xml:space="preserve"> Show explicitly that the triplet M=0 state is symmetric and the singlet is antisymmetric under exchanging the labels of particles 1 and 2.</w:t>
             </w:r>
           </w:p>
         </w:tc>
@@ -3208,7 +3469,13 @@
           </w:tcPr>
           <w:p>
             <w:r>
-              <w:t>Two spin-1/2 particles are prepared in the singlet state. If particle 1 is measured along z and found spin-up, what is the state of particle 2, and what would a subsequent z-measurement on particle 2 certainly find?</w:t>
+              <w:rPr>
+                <w:b/>
+              </w:rPr>
+              <w:t>Extension.</w:t>
+            </w:r>
+            <w:r>
+              <w:t xml:space="preserve"> Two spin-1/2 particles are prepared in the singlet state. If particle 1 is measured along z and found spin-up, what is the state of particle 2, and what would a subsequent z-measurement on particle 2 certainly find?</w:t>
             </w:r>
           </w:p>
         </w:tc>
@@ -3246,7 +3513,13 @@
           </w:tcPr>
           <w:p>
             <w:r>
-              <w:t>Using the addition rule of Section 6.3, find the possible total angular momenta for two spin-1 particles (such as two photons, ignoring their masslessness for this counting exercise).</w:t>
+              <w:rPr>
+                <w:b/>
+              </w:rPr>
+              <w:t>Core.</w:t>
+            </w:r>
+            <w:r>
+              <w:t xml:space="preserve"> Using the addition rule of Section 6.3, find the possible total angular momenta for two spin-1 particles (such as two photons, ignoring their masslessness for this counting exercise).</w:t>
             </w:r>
           </w:p>
         </w:tc>
@@ -3282,7 +3555,13 @@
           </w:tcPr>
           <w:p>
             <w:r>
-              <w:t>Using the addition rule, find the possible total j for ℓ = 2 combined with s = 1/2, and verify the dimension count 2(2)+1 times 2 equals the sum of 2j+1 over the allowed j.</w:t>
+              <w:rPr>
+                <w:b/>
+              </w:rPr>
+              <w:t>Core.</w:t>
+            </w:r>
+            <w:r>
+              <w:t xml:space="preserve"> Using the addition rule, find the possible total j for ℓ = 2 combined with s = 1/2, and verify the dimension count 2(2)+1 times 2 equals the sum of 2j+1 over the allowed j.</w:t>
             </w:r>
           </w:p>
         </w:tc>
@@ -3320,7 +3599,13 @@
           </w:tcPr>
           <w:p>
             <w:r>
-              <w:t>Show that (n̂·σ)² = I for any unit vector n̂, using σᵢσⱼ = δᵢⱼI + iεᵢⱼₖσₖ from Lesson 1.</w:t>
+              <w:rPr>
+                <w:b/>
+              </w:rPr>
+              <w:t>Core.</w:t>
+            </w:r>
+            <w:r>
+              <w:t xml:space="preserve"> Show that (n̂·σ)² = I for any unit vector n̂, using σᵢσⱼ = δᵢⱼI + iεᵢⱼₖσₖ from Lesson 1.</w:t>
             </w:r>
           </w:p>
         </w:tc>
@@ -3356,7 +3641,49 @@
           </w:tcPr>
           <w:p>
             <w:r>
-              <w:t>Find the matrix representing the rotation operator R_z(α) = e^(−iαŜ_z/ℏ) for spin-1/2, expanding the exponential using Ŝ_z² = (ℏ²/4)I, and show R_z(2π) = −I, matching the prediction of Lesson 14, Exercise 15.</w:t>
+              <w:rPr>
+                <w:b/>
+              </w:rPr>
+              <w:t>Core.</w:t>
+            </w:r>
+            <w:r>
+              <w:t xml:space="preserve"> Find the matrix representing the rotation operator R</w:t>
+            </w:r>
+            <w:r>
+              <w:rPr>
+                <w:vertAlign w:val="subscript"/>
+              </w:rPr>
+              <w:t>z</w:t>
+            </w:r>
+            <w:r>
+              <w:t>(α) = e</w:t>
+            </w:r>
+            <w:r>
+              <w:rPr>
+                <w:vertAlign w:val="superscript"/>
+              </w:rPr>
+              <w:t>−iαŜ_z/ℏ</w:t>
+            </w:r>
+            <w:r>
+              <w:t xml:space="preserve"> for spin-1/2, expanding the exponential using Ŝ</w:t>
+            </w:r>
+            <w:r>
+              <w:rPr>
+                <w:vertAlign w:val="subscript"/>
+              </w:rPr>
+              <w:t>z</w:t>
+            </w:r>
+            <w:r>
+              <w:t>² = (ℏ²/4)I, and show R</w:t>
+            </w:r>
+            <w:r>
+              <w:rPr>
+                <w:vertAlign w:val="subscript"/>
+              </w:rPr>
+              <w:t>z</w:t>
+            </w:r>
+            <w:r>
+              <w:t>(2π) = −I, matching the prediction of Lesson 14, Exercise 15.</w:t>
             </w:r>
           </w:p>
         </w:tc>
@@ -3394,7 +3721,22 @@
           </w:tcPr>
           <w:p>
             <w:r>
-              <w:t>Show that ⟨Ŝₓ⟩² + ⟨Ŝᵧ⟩² + ⟨Ŝ_z⟩² = (ℏ/2)² for any normalized spin-1/2 state χ = (a,b)ᵀ, confirming that the expectation value vector always has length ℏ/2 (lies exactly on the Bloch sphere).</w:t>
+              <w:rPr>
+                <w:b/>
+              </w:rPr>
+              <w:t>Extension.</w:t>
+            </w:r>
+            <w:r>
+              <w:t xml:space="preserve"> Show that ⟨Ŝₓ⟩² + ⟨Ŝᵧ⟩² + ⟨Ŝ</w:t>
+            </w:r>
+            <w:r>
+              <w:rPr>
+                <w:vertAlign w:val="subscript"/>
+              </w:rPr>
+              <w:t>z</w:t>
+            </w:r>
+            <w:r>
+              <w:t>⟩² = (ℏ/2)² for any normalized spin-1/2 state χ = (a,b)ᵀ, confirming that the expectation value vector always has length ℏ/2 (lies exactly on the Bloch sphere).</w:t>
             </w:r>
           </w:p>
         </w:tc>
@@ -3430,7 +3772,22 @@
           </w:tcPr>
           <w:p>
             <w:r>
-              <w:t>A spin-1/2 particle is prepared in |↑⟩ and a magnetic field along x causes it to precess according to iℏ∂_tχ = (ℏω₀/2)σₓχ. Solve for χ(t) and find the probability of measuring spin up along z as a function of time.</w:t>
+              <w:rPr>
+                <w:b/>
+              </w:rPr>
+              <w:t>Extension.</w:t>
+            </w:r>
+            <w:r>
+              <w:t xml:space="preserve"> A spin-1/2 particle is prepared in |↑⟩ and a magnetic field along x causes it to precess according to iℏ∂</w:t>
+            </w:r>
+            <w:r>
+              <w:rPr>
+                <w:vertAlign w:val="subscript"/>
+              </w:rPr>
+              <w:t>t</w:t>
+            </w:r>
+            <w:r>
+              <w:t>χ = (ℏω₀/2)σₓχ. Solve for χ(t) and find the probability of measuring spin up along z as a function of time.</w:t>
             </w:r>
           </w:p>
         </w:tc>
@@ -3468,7 +3825,13 @@
           </w:tcPr>
           <w:p>
             <w:r>
-              <w:t>Challenge: using the general Clebsch Gordan structure implied by Section 6.3 and the explicit triplet/singlet states of Section 6.2, verify the completeness relation |↑↑⟩⟨↑↑|+|T,0⟩⟨T,0|+|↓↓⟩⟨↓↓|+|S,0⟩⟨S,0| = I on the four-dimensional product space, where |T,0⟩ and |S,0⟩ are the triplet and singlet M=0 states.</w:t>
+              <w:rPr>
+                <w:b/>
+              </w:rPr>
+              <w:t>Challenge.</w:t>
+            </w:r>
+            <w:r>
+              <w:t xml:space="preserve"> Using the general Clebsch Gordan structure implied by Section 6.3 and the explicit triplet/singlet states of Section 6.2, verify the completeness relation |↑↑⟩⟨↑↑|+|T,0⟩⟨T,0|+|↓↓⟩⟨↓↓|+|S,0⟩⟨S,0| = I on the four-dimensional product space, where |T,0⟩ and |S,0⟩ are the triplet and singlet M=0 states.</w:t>
             </w:r>
           </w:p>
         </w:tc>
@@ -3485,6 +3848,14 @@
     <w:p>
       <w:r>
         <w:rPr>
+          <w:i/>
+        </w:rPr>
+        <w:t>Attempt each exercise before reading its solution. If you are stuck, read only the first sentence of the solution, then try again.</w:t>
+      </w:r>
+    </w:p>
+    <w:p>
+      <w:r>
+        <w:rPr>
           <w:b/>
         </w:rPr>
         <w:t>1.</w:t>
@@ -3493,7 +3864,34 @@
         <w:t xml:space="preserve"> </w:t>
       </w:r>
       <w:r>
-        <w:t>Ŝᵧ Ŝ_z = (ℏ²/4)[[0,−i],[i,0]][[1,0],[0,−1]] = (ℏ²/4)[[0,i],[i,0]]. Ŝ_z Ŝᵧ = (ℏ²/4)[[1,0],[0,−1]][[0,−i],[i,0]] = (ℏ²/4)[[0,−i],[−i,0]]. Subtracting: [Ŝᵧ,Ŝ_z] = (ℏ²/4)[[0,2i],[2i,0]] = iℏ(ℏ/2)[[0,1],[1,0]] = iℏŜₓ.</w:t>
+        <w:t>Ŝᵧ Ŝ</w:t>
+      </w:r>
+      <w:r>
+        <w:rPr>
+          <w:vertAlign w:val="subscript"/>
+        </w:rPr>
+        <w:t>z</w:t>
+      </w:r>
+      <w:r>
+        <w:t xml:space="preserve"> = (ℏ²/4)[[0,−i],[i,0]][[1,0],[0,−1]] = (ℏ²/4)[[0,i],[i,0]]. Ŝ</w:t>
+      </w:r>
+      <w:r>
+        <w:rPr>
+          <w:vertAlign w:val="subscript"/>
+        </w:rPr>
+        <w:t>z</w:t>
+      </w:r>
+      <w:r>
+        <w:t xml:space="preserve"> Ŝᵧ = (ℏ²/4)[[1,0],[0,−1]][[0,−i],[i,0]] = (ℏ²/4)[[0,−i],[−i,0]]. Subtracting: [Ŝᵧ,Ŝ</w:t>
+      </w:r>
+      <w:r>
+        <w:rPr>
+          <w:vertAlign w:val="subscript"/>
+        </w:rPr>
+        <w:t>z</w:t>
+      </w:r>
+      <w:r>
+        <w:t>] = (ℏ²/4)[[0,2i],[2i,0]] = iℏ(ℏ/2)[[0,1],[1,0]] = iℏŜₓ.</w:t>
       </w:r>
     </w:p>
     <w:p>
@@ -3507,7 +3905,16 @@
         <w:t xml:space="preserve"> </w:t>
       </w:r>
       <w:r>
-        <w:t>Ŝₓ² = (ℏ²/4)[[0,1],[1,0]]² = (ℏ²/4)I, and similarly Ŝᵧ² = Ŝ_z² = (ℏ²/4)I (each Pauli matrix squares to I). Summing, Ŝ² = (3ℏ²/4)I.</w:t>
+        <w:t>Ŝₓ² = (ℏ²/4)[[0,1],[1,0]]² = (ℏ²/4)I, and similarly Ŝᵧ² = Ŝ</w:t>
+      </w:r>
+      <w:r>
+        <w:rPr>
+          <w:vertAlign w:val="subscript"/>
+        </w:rPr>
+        <w:t>z</w:t>
+      </w:r>
+      <w:r>
+        <w:t>² = (ℏ²/4)I (each Pauli matrix squares to I). Summing, Ŝ² = (3ℏ²/4)I.</w:t>
       </w:r>
     </w:p>
     <w:p>
@@ -3521,7 +3928,25 @@
         <w:t xml:space="preserve"> </w:t>
       </w:r>
       <w:r>
-        <w:t>For Ŝᵧ, matching θ=π/2, φ=π/2 in n̂·σ (since ŷ has θ=π/2, φ=π/2), the eigenvectors are (cos(π/4), e^(iπ/2)sin(π/4))ᵀ = (1,i)/√2 for eigenvalue +ℏ/2, and (−sin(π/4), e^(iπ/2)cos(π/4))ᵀ = (−1,i)/√2 for eigenvalue −ℏ/2, matching the direct diagonalization of Ŝᵧ found in Lesson 1, Exercise 14 (up to an overall phase convention).</w:t>
+        <w:t>For Ŝᵧ, matching θ=π/2, φ=π/2 in n̂·σ (since ŷ has θ=π/2, φ=π/2), the eigenvectors are (cos(π/4), e</w:t>
+      </w:r>
+      <w:r>
+        <w:rPr>
+          <w:vertAlign w:val="superscript"/>
+        </w:rPr>
+        <w:t>iπ/2</w:t>
+      </w:r>
+      <w:r>
+        <w:t>sin(π/4))ᵀ = (1,i)/√2 for eigenvalue +ℏ/2, and (−sin(π/4), e</w:t>
+      </w:r>
+      <w:r>
+        <w:rPr>
+          <w:vertAlign w:val="superscript"/>
+        </w:rPr>
+        <w:t>iπ/2</w:t>
+      </w:r>
+      <w:r>
+        <w:t>cos(π/4))ᵀ = (−1,i)/√2 for eigenvalue −ℏ/2, matching the direct diagonalization of Ŝᵧ found in Lesson 1, Exercise 14 (up to an overall phase convention).</w:t>
       </w:r>
     </w:p>
     <w:p>
@@ -3535,7 +3960,16 @@
         <w:t xml:space="preserve"> </w:t>
       </w:r>
       <w:r>
-        <w:t>|3/5|²+|4i/5|² = 9/25+16/25 = 1, normalized. ⟨Ŝ_z⟩ = (ℏ/2)(9/25−16/25) = −7ℏ/50. ⟨Ŝₓ⟩ = (ℏ/2)(χ*₁χ₂+χ*₂χ₁) = (ℏ/2)[(3/5)(4i/5)+(−4i/5)(3/5)] = (ℏ/2)(12i/25−12i/25) = 0.</w:t>
+        <w:t>|3/5|²+|4i/5|² = 9/25+16/25 = 1, normalized. ⟨Ŝ</w:t>
+      </w:r>
+      <w:r>
+        <w:rPr>
+          <w:vertAlign w:val="subscript"/>
+        </w:rPr>
+        <w:t>z</w:t>
+      </w:r>
+      <w:r>
+        <w:t>⟩ = (ℏ/2)(9/25−16/25) = −7ℏ/50. ⟨Ŝₓ⟩ = (ℏ/2)(χ*₁χ₂+χ*₂χ₁) = (ℏ/2)[(3/5)(4i/5)+(−4i/5)(3/5)] = (ℏ/2)(12i/25−12i/25) = 0.</w:t>
       </w:r>
     </w:p>
     <w:p>
@@ -3563,7 +3997,25 @@
         <w:t xml:space="preserve"> </w:t>
       </w:r>
       <w:r>
-        <w:t>Ŝ⁽¹⁾²|↑↑⟩ = (3ℏ²/4)|↑↑⟩ and likewise for Ŝ⁽²⁾². Writing Ŝ⁽¹⁾·Ŝ⁽²⁾ = Ŝ_z⁽¹⁾Ŝ_z⁽²⁾ + (1/2)(Ŝ+⁽¹⁾Ŝ−⁽²⁾+Ŝ−⁽¹⁾Ŝ+⁽²⁾), the z-term on |↑↑⟩ gives (ℏ/2)² = ℏ²/4, while Ŝ−⁽¹⁾Ŝ+⁽²⁾|↑↑⟩ = 0 (since Ŝ+⁽²⁾|↑↑⟩ already has particle 2 at its top rung) and similarly Ŝ+⁽¹⁾Ŝ−⁽²⁾|↑↑⟩ = 0, so the raising/lowering terms drop out entirely and Ŝ⁽¹⁾·Ŝ⁽²⁾|↑↑⟩ = (ℏ²/4)|↑↑⟩. Hence Ŝ²|↑↑⟩ = (3ℏ²/4+3ℏ²/4+2×ℏ²/4)|↑↑⟩ = 2ℏ²|↑↑⟩, confirming S(S+1)=2, S=1.</w:t>
+        <w:t>Ŝ⁽¹⁾²|↑↑⟩ = (3ℏ²/4)|↑↑⟩ and likewise for Ŝ⁽²⁾². Writing Ŝ⁽¹⁾·Ŝ⁽²⁾ = Ŝ</w:t>
+      </w:r>
+      <w:r>
+        <w:rPr>
+          <w:vertAlign w:val="subscript"/>
+        </w:rPr>
+        <w:t>z</w:t>
+      </w:r>
+      <w:r>
+        <w:t>⁽¹⁾Ŝ</w:t>
+      </w:r>
+      <w:r>
+        <w:rPr>
+          <w:vertAlign w:val="subscript"/>
+        </w:rPr>
+        <w:t>z</w:t>
+      </w:r>
+      <w:r>
+        <w:t>⁽²⁾ + (1/2)(Ŝ+⁽¹⁾Ŝ−⁽²⁾+Ŝ−⁽¹⁾Ŝ+⁽²⁾), the z-term on |↑↑⟩ gives (ℏ/2)² = ℏ²/4, while Ŝ−⁽¹⁾Ŝ+⁽²⁾|↑↑⟩ = 0 (since Ŝ+⁽²⁾|↑↑⟩ already has particle 2 at its top rung) and similarly Ŝ+⁽¹⁾Ŝ−⁽²⁾|↑↑⟩ = 0, so the raising/lowering terms drop out entirely and Ŝ⁽¹⁾·Ŝ⁽²⁾|↑↑⟩ = (ℏ²/4)|↑↑⟩. Hence Ŝ²|↑↑⟩ = (3ℏ²/4+3ℏ²/4+2×ℏ²/4)|↑↑⟩ = 2ℏ²|↑↑⟩, confirming S(S+1)=2, S=1.</w:t>
       </w:r>
     </w:p>
     <w:p>
@@ -3577,7 +4029,25 @@
         <w:t xml:space="preserve"> </w:t>
       </w:r>
       <w:r>
-        <w:t>Applying the same decomposition to the singlet (|↑↓⟩−|↓↑⟩)/√2: the z-term Ŝ_z⁽¹⁾Ŝ_z⁽²⁾ gives −ℏ²/4 on each of |↑↓⟩ and |↓↑⟩ (opposite spins), and Ŝ−⁽¹⁾Ŝ+⁽²⁾|↑↓⟩ = ℏ²|↓↑⟩ while Ŝ+⁽¹⁾Ŝ−⁽²⁾|↓↑⟩ = ℏ²|↑↓⟩; combined with the (1/2) prefactor and the singlet's relative minus sign, these raising/lowering terms contribute −ℏ²/2 to the antisymmetric combination. The total is Ŝ⁽¹⁾·Ŝ⁽²⁾(singlet) = (−ℏ²/4−ℏ²/2)(singlet) = −(3ℏ²/4)(singlet), so Ŝ²(singlet) = (3ℏ²/4+3ℏ²/4−3ℏ²/2)(singlet) = 0, confirming S=0.</w:t>
+        <w:t>Applying the same decomposition to the singlet (|↑↓⟩−|↓↑⟩)/√2: the z-term Ŝ</w:t>
+      </w:r>
+      <w:r>
+        <w:rPr>
+          <w:vertAlign w:val="subscript"/>
+        </w:rPr>
+        <w:t>z</w:t>
+      </w:r>
+      <w:r>
+        <w:t>⁽¹⁾Ŝ</w:t>
+      </w:r>
+      <w:r>
+        <w:rPr>
+          <w:vertAlign w:val="subscript"/>
+        </w:rPr>
+        <w:t>z</w:t>
+      </w:r>
+      <w:r>
+        <w:t>⁽²⁾ gives −ℏ²/4 on each of |↑↓⟩ and |↓↑⟩ (opposite spins), and Ŝ−⁽¹⁾Ŝ+⁽²⁾|↑↓⟩ = ℏ²|↓↑⟩ while Ŝ+⁽¹⁾Ŝ−⁽²⁾|↓↑⟩ = ℏ²|↑↓⟩; combined with the (1/2) prefactor and the singlet's relative minus sign, these raising/lowering terms contribute −ℏ²/2 to the antisymmetric combination. The total is Ŝ⁽¹⁾·Ŝ⁽²⁾(singlet) = (−ℏ²/4−ℏ²/2)(singlet) = −(3ℏ²/4)(singlet), so Ŝ²(singlet) = (3ℏ²/4+3ℏ²/4−3ℏ²/2)(singlet) = 0, confirming S=0.</w:t>
       </w:r>
     </w:p>
     <w:p>
@@ -3661,7 +4131,106 @@
         <w:t xml:space="preserve"> </w:t>
       </w:r>
       <w:r>
-        <w:t>R_z(α) = e^(−iαŜ_z/ℏ) = e^(−iα σ_z/2). Expanding the exponential and using σ_z² = I, the series splits into cosine and sine parts: R_z(α) = cos(α/2)I − i sin(α/2)σ_z = [[e^(−iα/2),0],[0,e^(iα/2)]]. At α=2π, R_z(2π) = [[e^(−iπ),0],[0,e^(iπ)]] = [[−1,0],[0,−1]] = −I.</w:t>
+        <w:t>R</w:t>
+      </w:r>
+      <w:r>
+        <w:rPr>
+          <w:vertAlign w:val="subscript"/>
+        </w:rPr>
+        <w:t>z</w:t>
+      </w:r>
+      <w:r>
+        <w:t>(α) = e</w:t>
+      </w:r>
+      <w:r>
+        <w:rPr>
+          <w:vertAlign w:val="superscript"/>
+        </w:rPr>
+        <w:t>−iαŜ_z/ℏ</w:t>
+      </w:r>
+      <w:r>
+        <w:t xml:space="preserve"> = e</w:t>
+      </w:r>
+      <w:r>
+        <w:rPr>
+          <w:vertAlign w:val="superscript"/>
+        </w:rPr>
+        <w:t>−iα σ_z/2</w:t>
+      </w:r>
+      <w:r>
+        <w:t>. Expanding the exponential and using σ</w:t>
+      </w:r>
+      <w:r>
+        <w:rPr>
+          <w:vertAlign w:val="subscript"/>
+        </w:rPr>
+        <w:t>z</w:t>
+      </w:r>
+      <w:r>
+        <w:t>² = I, the series splits into cosine and sine parts: R</w:t>
+      </w:r>
+      <w:r>
+        <w:rPr>
+          <w:vertAlign w:val="subscript"/>
+        </w:rPr>
+        <w:t>z</w:t>
+      </w:r>
+      <w:r>
+        <w:t>(α) = cos(α/2)I − i sin(α/2)σ</w:t>
+      </w:r>
+      <w:r>
+        <w:rPr>
+          <w:vertAlign w:val="subscript"/>
+        </w:rPr>
+        <w:t>z</w:t>
+      </w:r>
+      <w:r>
+        <w:t xml:space="preserve"> = [[e</w:t>
+      </w:r>
+      <w:r>
+        <w:rPr>
+          <w:vertAlign w:val="superscript"/>
+        </w:rPr>
+        <w:t>−iα/2</w:t>
+      </w:r>
+      <w:r>
+        <w:t>,0],[0,e</w:t>
+      </w:r>
+      <w:r>
+        <w:rPr>
+          <w:vertAlign w:val="superscript"/>
+        </w:rPr>
+        <w:t>iα/2</w:t>
+      </w:r>
+      <w:r>
+        <w:t>]]. At α=2π, R</w:t>
+      </w:r>
+      <w:r>
+        <w:rPr>
+          <w:vertAlign w:val="subscript"/>
+        </w:rPr>
+        <w:t>z</w:t>
+      </w:r>
+      <w:r>
+        <w:t>(2π) = [[e</w:t>
+      </w:r>
+      <w:r>
+        <w:rPr>
+          <w:vertAlign w:val="superscript"/>
+        </w:rPr>
+        <w:t>−iπ</w:t>
+      </w:r>
+      <w:r>
+        <w:t>,0],[0,e</w:t>
+      </w:r>
+      <w:r>
+        <w:rPr>
+          <w:vertAlign w:val="superscript"/>
+        </w:rPr>
+        <w:t>iπ</w:t>
+      </w:r>
+      <w:r>
+        <w:t>]] = [[−1,0],[0,−1]] = −I.</w:t>
       </w:r>
     </w:p>
     <w:p>
@@ -3675,7 +4244,25 @@
         <w:t xml:space="preserve"> </w:t>
       </w:r>
       <w:r>
-        <w:t>Writing χ=(a,b)ᵀ, ⟨Ŝ_z⟩=(ℏ/2)(|a|²−|b|²), ⟨Ŝₓ⟩=ℏRe(a*b), and ⟨Ŝᵧ⟩=ℏIm(a*b), so ⟨Ŝₓ⟩²+⟨Ŝᵧ⟩² = ℏ²|a*b|² = ℏ²|a|²|b|². Then ⟨Ŝₓ⟩²+⟨Ŝᵧ⟩²+⟨Ŝ_z⟩² = ℏ²|a|²|b|² + (ℏ²/4)(|a|²−|b|²)² = (ℏ²/4)[4|a|²|b|²+(|a|²−|b|²)²] = (ℏ²/4)(|a|²+|b|²)² = (ℏ²/4)×1, using |a|²+|b|²=1, confirming the Bloch-sphere result (ℏ/2)².</w:t>
+        <w:t>Writing χ=(a,b)ᵀ, ⟨Ŝ</w:t>
+      </w:r>
+      <w:r>
+        <w:rPr>
+          <w:vertAlign w:val="subscript"/>
+        </w:rPr>
+        <w:t>z</w:t>
+      </w:r>
+      <w:r>
+        <w:t>⟩=(ℏ/2)(|a|²−|b|²), ⟨Ŝₓ⟩=ℏRe(a*b), and ⟨Ŝᵧ⟩=ℏIm(a*b), so ⟨Ŝₓ⟩²+⟨Ŝᵧ⟩² = ℏ²|a*b|² = ℏ²|a|²|b|². Then ⟨Ŝₓ⟩²+⟨Ŝᵧ⟩²+⟨Ŝ</w:t>
+      </w:r>
+      <w:r>
+        <w:rPr>
+          <w:vertAlign w:val="subscript"/>
+        </w:rPr>
+        <w:t>z</w:t>
+      </w:r>
+      <w:r>
+        <w:t>⟩² = ℏ²|a|²|b|² + (ℏ²/4)(|a|²−|b|²)² = (ℏ²/4)[4|a|²|b|²+(|a|²−|b|²)²] = (ℏ²/4)(|a|²+|b|²)² = (ℏ²/4)×1, using |a|²+|b|²=1, confirming the Bloch-sphere result (ℏ/2)².</w:t>
       </w:r>
     </w:p>
     <w:p>
@@ -3689,7 +4276,25 @@
         <w:t xml:space="preserve"> </w:t>
       </w:r>
       <w:r>
-        <w:t>The equation ∂_tχ = −i(ω₀/2)σₓχ has solution χ(t) = e^(−iω₀tσₓ/2)χ(0) = [cos(ω₀t/2)I − i sin(ω₀t/2)σₓ]χ(0). With χ(0)=(1,0)ᵀ, χ(t) = (cos(ω₀t/2), −i sin(ω₀t/2))ᵀ. The probability of spin-up along z is |cos(ω₀t/2)|² = cos²(ω₀t/2) = (1+cos ω₀t)/2, oscillating between 1 and 0: Rabi oscillation between the two spin states driven by the transverse field.</w:t>
+        <w:t>The equation ∂</w:t>
+      </w:r>
+      <w:r>
+        <w:rPr>
+          <w:vertAlign w:val="subscript"/>
+        </w:rPr>
+        <w:t>t</w:t>
+      </w:r>
+      <w:r>
+        <w:t>χ = −i(ω₀/2)σₓχ has solution χ(t) = e</w:t>
+      </w:r>
+      <w:r>
+        <w:rPr>
+          <w:vertAlign w:val="superscript"/>
+        </w:rPr>
+        <w:t>−iω₀tσₓ/2</w:t>
+      </w:r>
+      <w:r>
+        <w:t>χ(0) = [cos(ω₀t/2)I − i sin(ω₀t/2)σₓ]χ(0). With χ(0)=(1,0)ᵀ, χ(t) = (cos(ω₀t/2), −i sin(ω₀t/2))ᵀ. The probability of spin-up along z is |cos(ω₀t/2)|² = cos²(ω₀t/2) = (1+cos ω₀t)/2, oscillating between 1 and 0: Rabi oscillation between the two spin states driven by the transverse field.</w:t>
       </w:r>
     </w:p>
     <w:p>
@@ -3711,71 +4316,12 @@
         <w:pStyle w:val="Heading2"/>
       </w:pPr>
       <w:r>
-        <w:t>Mastery checklist</w:t>
+        <w:t>Mastery check</w:t>
       </w:r>
     </w:p>
     <w:p>
-      <w:pPr>
-        <w:pStyle w:val="ListBullet"/>
-      </w:pPr>
       <w:r>
-        <w:t>I can explain, using the Stern Gerlach experiment, why spin must exist and why it cannot be orbital angular momentum.</w:t>
-      </w:r>
-    </w:p>
-    <w:p>
-      <w:pPr>
-        <w:pStyle w:val="ListBullet"/>
-      </w:pPr>
-      <w:r>
-        <w:t>I can write Ŝ = (ℏ/2)σ and verify the angular momentum algebra by direct matrix computation.</w:t>
-      </w:r>
-    </w:p>
-    <w:p>
-      <w:pPr>
-        <w:pStyle w:val="ListBullet"/>
-      </w:pPr>
-      <w:r>
-        <w:t>I can find the spin eigenstates along an arbitrary axis n̂ and compute measurement probabilities from their overlaps.</w:t>
-      </w:r>
-    </w:p>
-    <w:p>
-      <w:pPr>
-        <w:pStyle w:val="ListBullet"/>
-      </w:pPr>
-      <w:r>
-        <w:t>I can construct and use the spin raising and lowering operators on the two-dimensional spin-1/2 space.</w:t>
-      </w:r>
-    </w:p>
-    <w:p>
-      <w:pPr>
-        <w:pStyle w:val="ListBullet"/>
-      </w:pPr>
-      <w:r>
-        <w:t>I can describe what a sequence of Stern Gerlach measurements along different axes would show and why.</w:t>
-      </w:r>
-    </w:p>
-    <w:p>
-      <w:pPr>
-        <w:pStyle w:val="ListBullet"/>
-      </w:pPr>
-      <w:r>
-        <w:t>I can construct the singlet and triplet combinations of two spin-1/2 particles and state their exchange symmetry.</w:t>
-      </w:r>
-    </w:p>
-    <w:p>
-      <w:pPr>
-        <w:pStyle w:val="ListBullet"/>
-      </w:pPr>
-      <w:r>
-        <w:t>I can apply the general angular momentum addition rule to find the possible total j for any two given angular momenta.</w:t>
-      </w:r>
-    </w:p>
-    <w:p>
-      <w:pPr>
-        <w:pStyle w:val="ListBullet"/>
-      </w:pPr>
-      <w:r>
-        <w:t>I can explain, in a sentence or two, why the two-component spinor of this lesson is half of what the Dirac equation will need.</w:t>
+        <w:t>Before moving on, do the Core exercises without looking at the solutions and state this lesson's main result from memory. If both go smoothly, continue; if not, reread the sections the missed exercises cite.</w:t>
       </w:r>
     </w:p>
     <w:p>
@@ -3827,7 +4373,7 @@
         <w:color w:val="5A5A5A"/>
         <w:sz w:val="16"/>
       </w:rPr>
-      <w:t>QED Course   Lesson 15</w:t>
+      <w:t>A QED Course   Lesson 15</w:t>
     </w:r>
   </w:p>
 </w:hdr>
